--- a/Docs/Tuần 9/Báo cáo thực tập tuần 9.docx
+++ b/Docs/Tuần 9/Báo cáo thực tập tuần 9.docx
@@ -29,12 +29,12 @@
           <w:color w:val="0284C7"/>
           <w:sz w:val="27"/>
         </w:rPr>
-        <w:t>TINH GỌN GIAO DIỆN, TỐI ƯU TRẢI NGHIỆM NGƯỜI DÙNG VÀ HOÀN THIỆN LUỒNG XEM TRƯỚC</w:t>
+        <w:t>TỐI ƯU UI/UX: BẮT SỰ KIỆN NGƯỜI DÙNG SỬA LỖI TRỰC TIẾP TRÊN LƯỚI HANDSONTABLE, LƯU VÀO CACHE ĐỂ HỆ THỐNG TỰ HỌC CHO LẦN SAU</w:t>
       </w:r>
     </w:p>
     <w:p>
       <w:pPr>
-        <w:spacing w:before="240" w:after="100"/>
+        <w:spacing w:before="260" w:after="100"/>
       </w:pPr>
       <w:r>
         <w:rPr>
@@ -67,7 +67,7 @@
       <w:tr>
         <w:tc>
           <w:tcPr>
-            <w:tcW w:type="dxa" w:w="2880"/>
+            <w:tcW w:type="dxa" w:w="3024"/>
             <w:shd w:fill="F8FAFC"/>
             <w:tcMar>
               <w:top w:w="70" w:type="dxa"/>
@@ -93,7 +93,7 @@
         </w:tc>
         <w:tc>
           <w:tcPr>
-            <w:tcW w:type="dxa" w:w="6768"/>
+            <w:tcW w:type="dxa" w:w="6624"/>
             <w:tcMar>
               <w:top w:w="70" w:type="dxa"/>
               <w:bottom w:w="70" w:type="dxa"/>
@@ -120,7 +120,7 @@
       <w:tr>
         <w:tc>
           <w:tcPr>
-            <w:tcW w:type="dxa" w:w="2880"/>
+            <w:tcW w:type="dxa" w:w="3024"/>
             <w:shd w:fill="F8FAFC"/>
             <w:tcMar>
               <w:top w:w="70" w:type="dxa"/>
@@ -146,7 +146,7 @@
         </w:tc>
         <w:tc>
           <w:tcPr>
-            <w:tcW w:type="dxa" w:w="6768"/>
+            <w:tcW w:type="dxa" w:w="6624"/>
             <w:tcMar>
               <w:top w:w="70" w:type="dxa"/>
               <w:bottom w:w="70" w:type="dxa"/>
@@ -173,7 +173,7 @@
       <w:tr>
         <w:tc>
           <w:tcPr>
-            <w:tcW w:type="dxa" w:w="2880"/>
+            <w:tcW w:type="dxa" w:w="3024"/>
             <w:shd w:fill="F8FAFC"/>
             <w:tcMar>
               <w:top w:w="70" w:type="dxa"/>
@@ -199,7 +199,7 @@
         </w:tc>
         <w:tc>
           <w:tcPr>
-            <w:tcW w:type="dxa" w:w="6768"/>
+            <w:tcW w:type="dxa" w:w="6624"/>
             <w:tcMar>
               <w:top w:w="70" w:type="dxa"/>
               <w:bottom w:w="70" w:type="dxa"/>
@@ -225,7 +225,7 @@
       <w:tr>
         <w:tc>
           <w:tcPr>
-            <w:tcW w:type="dxa" w:w="2880"/>
+            <w:tcW w:type="dxa" w:w="3024"/>
             <w:shd w:fill="F8FAFC"/>
             <w:tcMar>
               <w:top w:w="70" w:type="dxa"/>
@@ -251,7 +251,7 @@
         </w:tc>
         <w:tc>
           <w:tcPr>
-            <w:tcW w:type="dxa" w:w="6768"/>
+            <w:tcW w:type="dxa" w:w="6624"/>
             <w:tcMar>
               <w:top w:w="70" w:type="dxa"/>
               <w:bottom w:w="70" w:type="dxa"/>
@@ -277,7 +277,7 @@
       <w:tr>
         <w:tc>
           <w:tcPr>
-            <w:tcW w:type="dxa" w:w="2880"/>
+            <w:tcW w:type="dxa" w:w="3024"/>
             <w:shd w:fill="F8FAFC"/>
             <w:tcMar>
               <w:top w:w="70" w:type="dxa"/>
@@ -303,7 +303,7 @@
         </w:tc>
         <w:tc>
           <w:tcPr>
-            <w:tcW w:type="dxa" w:w="6768"/>
+            <w:tcW w:type="dxa" w:w="6624"/>
             <w:tcMar>
               <w:top w:w="70" w:type="dxa"/>
               <w:bottom w:w="70" w:type="dxa"/>
@@ -329,7 +329,7 @@
       <w:tr>
         <w:tc>
           <w:tcPr>
-            <w:tcW w:type="dxa" w:w="2880"/>
+            <w:tcW w:type="dxa" w:w="3024"/>
             <w:shd w:fill="F8FAFC"/>
             <w:tcMar>
               <w:top w:w="70" w:type="dxa"/>
@@ -349,13 +349,13 @@
                 <w:color w:val="1E293B"/>
                 <w:sz w:val="23"/>
               </w:rPr>
-              <w:t>Cán bộ hướng dẫn</w:t>
+              <w:t>Cán bộ hướng dẫn tại đơn vị</w:t>
             </w:r>
           </w:p>
         </w:tc>
         <w:tc>
           <w:tcPr>
-            <w:tcW w:type="dxa" w:w="6768"/>
+            <w:tcW w:type="dxa" w:w="6624"/>
             <w:tcMar>
               <w:top w:w="70" w:type="dxa"/>
               <w:bottom w:w="70" w:type="dxa"/>
@@ -382,7 +382,7 @@
       <w:tr>
         <w:tc>
           <w:tcPr>
-            <w:tcW w:type="dxa" w:w="2880"/>
+            <w:tcW w:type="dxa" w:w="3024"/>
             <w:shd w:fill="F8FAFC"/>
             <w:tcMar>
               <w:top w:w="70" w:type="dxa"/>
@@ -408,7 +408,7 @@
         </w:tc>
         <w:tc>
           <w:tcPr>
-            <w:tcW w:type="dxa" w:w="6768"/>
+            <w:tcW w:type="dxa" w:w="6624"/>
             <w:tcMar>
               <w:top w:w="70" w:type="dxa"/>
               <w:bottom w:w="70" w:type="dxa"/>
@@ -434,7 +434,7 @@
       <w:tr>
         <w:tc>
           <w:tcPr>
-            <w:tcW w:type="dxa" w:w="2880"/>
+            <w:tcW w:type="dxa" w:w="3024"/>
             <w:shd w:fill="F8FAFC"/>
             <w:tcMar>
               <w:top w:w="70" w:type="dxa"/>
@@ -460,7 +460,7 @@
         </w:tc>
         <w:tc>
           <w:tcPr>
-            <w:tcW w:type="dxa" w:w="6768"/>
+            <w:tcW w:type="dxa" w:w="6624"/>
             <w:tcMar>
               <w:top w:w="70" w:type="dxa"/>
               <w:bottom w:w="70" w:type="dxa"/>
@@ -501,7 +501,7 @@
           <w:color w:val="0F172A"/>
           <w:sz w:val="24"/>
         </w:rPr>
-        <w:t xml:space="preserve">Mục tiêu công việc: </w:t>
+        <w:t xml:space="preserve">Căn cứ kế hoạch học tập: </w:t>
       </w:r>
       <w:r>
         <w:rPr>
@@ -510,12 +510,36 @@
           <w:color w:val="1E293B"/>
           <w:sz w:val="24"/>
         </w:rPr>
-        <w:t>Trong tuần 9, sau khi đã hoàn thành khung giao diện cơ bản và bảng xem trước ở tuần 8, em tập trung vào công tác tối ưu hóa trải nghiệm người dùng (UI/UX) và tinh gọn các chức năng của module. Mục tiêu của tuần này là loại bỏ những thành phần hiển thị rườm rà hoặc mang tính kỹ thuật phức tạp, hoàn thiện luồng thao tác để cán bộ nghiệp vụ tại các cơ quan chỉ cần tập trung vào nhiệm vụ nộp báo cáo. Đồng thời, em nghiên cứu và bổ sung cơ chế hiển thị linh hoạt khi một tệp tin Excel có nhiều trang tính (sheet) hoặc chứa nhiều bảng biểu số liệu khác nhau.</w:t>
+        <w:t>Theo đúng Kế hoạch học tập của sinh viên (Biểu 2), nội dung thực tập trong Tuần 9 của em là: Tối ưu UI/UX: Bắt sự kiện người dùng sửa lỗi trực tiếp trên lưới Handsontable, lưu vào Cache để hệ thống tự học cho lần sau. Mục tiêu cần đạt là Module tự cải thiện độ chính xác, giảm số lần gọi AI.</w:t>
       </w:r>
     </w:p>
     <w:p>
       <w:pPr>
-        <w:spacing w:before="240" w:after="100"/>
+        <w:spacing w:before="40" w:after="80" w:line="300" w:lineRule="auto"/>
+        <w:jc w:val="both"/>
+      </w:pPr>
+      <w:r>
+        <w:rPr>
+          <w:rFonts w:ascii="Times New Roman" w:hAnsi="Times New Roman"/>
+          <w:b/>
+          <w:color w:val="0F172A"/>
+          <w:sz w:val="24"/>
+        </w:rPr>
+        <w:t xml:space="preserve">Bối cảnh và mục tiêu cụ thể: </w:t>
+      </w:r>
+      <w:r>
+        <w:rPr>
+          <w:rFonts w:ascii="Times New Roman" w:hAnsi="Times New Roman"/>
+          <w:i w:val="0"/>
+          <w:color w:val="1E293B"/>
+          <w:sz w:val="24"/>
+        </w:rPr>
+        <w:t>Trong thực tế nhập liệu báo cáo thống kê, dù mô hình AI có độ chính xác cao nhưng vẫn có những trường hợp tệp Excel bị mờ, định dạng dị biệt khiến một vài ô số liệu cần được cán bộ nghiệp vụ hiệu chỉnh lại. Nếu bắt người dùng phải mở tệp Excel sửa lại rồi tải lên từ đầu thì rất bất tiện. Do đó, mục tiêu của Tuần 9 là tối ưu hóa UI/UX: cho phép cán bộ sửa lỗi trực tiếp trên lưới xem trước, đồng thời lưu các quy tắc sửa đổi vào cơ chế Cache tự học để các lần nộp báo cáo sau hệ thống tự động ghi nhớ, không phải gọi AI suy luận lại.</w:t>
+      </w:r>
+    </w:p>
+    <w:p>
+      <w:pPr>
+        <w:spacing w:before="260" w:after="100"/>
       </w:pPr>
       <w:r>
         <w:rPr>
@@ -524,12 +548,12 @@
           <w:color w:val="0F172A"/>
           <w:sz w:val="28"/>
         </w:rPr>
-        <w:t>II. NỘI DUNG VÀ KẾT QUẢ THỰC HIỆN</w:t>
+        <w:t>II. NỘI DUNG VÀ TIẾN ĐỘ THỰC HIỆN CHI TIẾT</w:t>
       </w:r>
     </w:p>
     <w:p>
       <w:pPr>
-        <w:spacing w:before="180" w:after="60"/>
+        <w:spacing w:before="200" w:after="60"/>
       </w:pPr>
       <w:r>
         <w:rPr>
@@ -538,7 +562,7 @@
           <w:color w:val="1E293B"/>
           <w:sz w:val="25"/>
         </w:rPr>
-        <w:t>1. Rà soát và tinh gọn các thành phần trên giao diện</w:t>
+        <w:t>1. Sơ đồ hoạt động bắt sự kiện sửa lỗi và cơ chế Cache tự học</w:t>
       </w:r>
     </w:p>
     <w:p>
@@ -553,7 +577,78 @@
           <w:color w:val="1E293B"/>
           <w:sz w:val="24"/>
         </w:rPr>
-        <w:t>Qua quá trình trao đổi với cán bộ hướng dẫn và đóng vai trò người sử dụng thực tế, em nhận thấy giao diện trước đây còn một số thông tin mang tính nội bộ kỹ thuật có thể gây bối rối cho người dùng không am hiểu công nghệ. Trong tuần 9, em đã thực hiện các cải tiến:</w:t>
+        <w:t>Em đã thiết kế kiến trúc vòng lặp tự học (Self-learning Loop) thông qua Sơ đồ hoạt động dưới đây:</w:t>
+      </w:r>
+    </w:p>
+    <w:p>
+      <w:pPr>
+        <w:spacing w:before="160" w:after="60"/>
+        <w:jc w:val="center"/>
+      </w:pPr>
+      <w:r>
+        <w:drawing>
+          <wp:inline xmlns:a="http://schemas.openxmlformats.org/drawingml/2006/main" xmlns:pic="http://schemas.openxmlformats.org/drawingml/2006/picture">
+            <wp:extent cx="5669280" cy="1933164"/>
+            <wp:docPr id="1" name="Picture 1"/>
+            <wp:cNvGraphicFramePr>
+              <a:graphicFrameLocks noChangeAspect="1"/>
+            </wp:cNvGraphicFramePr>
+            <a:graphic>
+              <a:graphicData uri="http://schemas.openxmlformats.org/drawingml/2006/picture">
+                <pic:pic>
+                  <pic:nvPicPr>
+                    <pic:cNvPr id="0" name="01_LUONG_CACHE_TU_HOC_GIAM_GOI_AI.png"/>
+                    <pic:cNvPicPr/>
+                  </pic:nvPicPr>
+                  <pic:blipFill>
+                    <a:blip r:embed="rId9"/>
+                    <a:stretch>
+                      <a:fillRect/>
+                    </a:stretch>
+                  </pic:blipFill>
+                  <pic:spPr>
+                    <a:xfrm>
+                      <a:off x="0" y="0"/>
+                      <a:ext cx="5669280" cy="1933164"/>
+                    </a:xfrm>
+                    <a:prstGeom prst="rect"/>
+                  </pic:spPr>
+                </pic:pic>
+              </a:graphicData>
+            </a:graphic>
+          </wp:inline>
+        </w:drawing>
+      </w:r>
+    </w:p>
+    <w:p>
+      <w:pPr>
+        <w:spacing w:before="40" w:after="160"/>
+        <w:jc w:val="center"/>
+      </w:pPr>
+      <w:r>
+        <w:rPr>
+          <w:rFonts w:ascii="Times New Roman" w:hAnsi="Times New Roman"/>
+          <w:b/>
+          <w:i/>
+          <w:color w:val="334155"/>
+          <w:sz w:val="21"/>
+        </w:rPr>
+        <w:t>Hình 1. Sơ đồ hoạt động bắt sự kiện người dùng sửa lỗi trên lưới và cơ chế Cache tự học giảm tải gọi AI.</w:t>
+      </w:r>
+    </w:p>
+    <w:p>
+      <w:pPr>
+        <w:spacing w:before="40" w:after="80" w:line="300" w:lineRule="auto"/>
+        <w:jc w:val="both"/>
+      </w:pPr>
+      <w:r>
+        <w:rPr>
+          <w:rFonts w:ascii="Times New Roman" w:hAnsi="Times New Roman"/>
+          <w:i w:val="0"/>
+          <w:color w:val="1E293B"/>
+          <w:sz w:val="24"/>
+        </w:rPr>
+        <w:t>Phân tích chi tiết các bước trong sơ đồ hoạt động:</w:t>
       </w:r>
     </w:p>
     <w:p>
@@ -569,7 +664,7 @@
           <w:color w:val="0F172A"/>
           <w:sz w:val="24"/>
         </w:rPr>
-        <w:t xml:space="preserve">Tinh gọn thông tin hiển thị: </w:t>
+        <w:t xml:space="preserve">Bước 1 - Phân quyền và cho phép sửa ô: </w:t>
       </w:r>
       <w:r>
         <w:rPr>
@@ -577,7 +672,7 @@
           <w:color w:val="1E293B"/>
           <w:sz w:val="24"/>
         </w:rPr>
-        <w:t>Loại bỏ các thông số kỹ thuật trừu tượng trên màn hình chính, chỉ giữ lại các thông tin nghiệp vụ cốt lõi mà cán bộ cần quan tâm: Tên tệp tin đã chọn, Tên trang tính, Vùng dữ liệu nhận diện (A2:M8), Số dòng dữ liệu và Số cột của biểu mẫu.</w:t>
+        <w:t>Phân quyền chi tiết: Các dòng tiêu đề (từ dòng 0 đến dòng 5) được khóa chỉ đọc để bảo toàn mẫu biểu; các dòng số liệu nghiệp vụ (dòng 6 trở đi) được mở quyền chỉnh sửa để cán bộ có thể nhấp đúp nhập giá trị mới.</w:t>
       </w:r>
     </w:p>
     <w:p>
@@ -593,7 +688,7 @@
           <w:color w:val="0F172A"/>
           <w:sz w:val="24"/>
         </w:rPr>
-        <w:t xml:space="preserve">Quy trình thao tác rõ ràng: </w:t>
+        <w:t xml:space="preserve">Bước 2 - Bắt sự kiện thay đổi ô: </w:t>
       </w:r>
       <w:r>
         <w:rPr>
@@ -601,7 +696,7 @@
           <w:color w:val="1E293B"/>
           <w:sz w:val="24"/>
         </w:rPr>
-        <w:t>Thống nhất các bước thao tác thành quy trình rõ ràng: Bước 1 (Chọn tệp Excel) và Bước 2 (Kết quả bóc tách và xem trước), giúp người dùng dễ dàng theo dõi tiến độ công việc.</w:t>
+        <w:t>Khi cán bộ kết thúc nhập giá trị mới tại một ô, hệ thống lập tức bắt sự kiện thay đổi (afterChange), ghi nhận vị trí ô (hàng, cột), giá trị cũ và giá trị mới.</w:t>
       </w:r>
     </w:p>
     <w:p>
@@ -617,7 +712,7 @@
           <w:color w:val="0F172A"/>
           <w:sz w:val="24"/>
         </w:rPr>
-        <w:t xml:space="preserve">Chỉ dẫn thân thiện: </w:t>
+        <w:t xml:space="preserve">Bước 3 - Phản hồi thị giác tức thì: </w:t>
       </w:r>
       <w:r>
         <w:rPr>
@@ -625,7 +720,188 @@
           <w:color w:val="1E293B"/>
           <w:sz w:val="24"/>
         </w:rPr>
-        <w:t>Bổ sung dòng hướng dẫn ngắn gọn, trực quan ngay trên đầu bảng dữ liệu: 'Bảng chỉ đọc · cuộn dọc/ngang để xem toàn bộ kết quả từ Excel', giúp cán bộ biết cách tương tác với bảng biểu kích thước lớn.</w:t>
+        <w:t>Ô vừa sửa được đánh dấu bằng viền màu cam hổ phách nổi bật, đồng thời trên thanh công cụ xuất hiện nút bấm 'Lưu vào Cache tự học' kèm bộ đếm số lượng ô đã sửa.</w:t>
+      </w:r>
+    </w:p>
+    <w:p>
+      <w:pPr>
+        <w:pStyle w:val="ListBullet"/>
+        <w:spacing w:before="40" w:after="60" w:line="288" w:lineRule="auto"/>
+        <w:jc w:val="both"/>
+      </w:pPr>
+      <w:r>
+        <w:rPr>
+          <w:rFonts w:ascii="Times New Roman" w:hAnsi="Times New Roman"/>
+          <w:b/>
+          <w:color w:val="0F172A"/>
+          <w:sz w:val="24"/>
+        </w:rPr>
+        <w:t xml:space="preserve">Bước 4 - Lưu trữ Cache 2 tầng: </w:t>
+      </w:r>
+      <w:r>
+        <w:rPr>
+          <w:rFonts w:ascii="Times New Roman" w:hAnsi="Times New Roman"/>
+          <w:color w:val="1E293B"/>
+          <w:sz w:val="24"/>
+        </w:rPr>
+        <w:t>Khi cán bộ xác nhận, dữ liệu sửa đổi được ghi đồng thời vào 2 tầng Cache: Tầng 1 tại bộ nhớ trình duyệt (LocalStorage, truy xuất tức thì dưới 5 mili-giây) và Tầng 2 đồng bộ tập trung lên máy chủ.</w:t>
+      </w:r>
+    </w:p>
+    <w:p>
+      <w:pPr>
+        <w:pStyle w:val="ListBullet"/>
+        <w:spacing w:before="40" w:after="60" w:line="288" w:lineRule="auto"/>
+        <w:jc w:val="both"/>
+      </w:pPr>
+      <w:r>
+        <w:rPr>
+          <w:rFonts w:ascii="Times New Roman" w:hAnsi="Times New Roman"/>
+          <w:b/>
+          <w:color w:val="0F172A"/>
+          <w:sz w:val="24"/>
+        </w:rPr>
+        <w:t xml:space="preserve">Bước 5 - Tự động áp dụng và giảm tải AI: </w:t>
+      </w:r>
+      <w:r>
+        <w:rPr>
+          <w:rFonts w:ascii="Times New Roman" w:hAnsi="Times New Roman"/>
+          <w:color w:val="1E293B"/>
+          <w:sz w:val="24"/>
+        </w:rPr>
+        <w:t>Vòng lặp tự học: Tại các kỳ báo cáo tiếp theo khi người dùng tải lại tệp tương tự, hệ thống tự động kiểm tra Cache, điền sẵn các giá trị đã học (đánh dấu màu xanh lá) và hiển thị thông báo giảm tải gọi AI.</w:t>
+      </w:r>
+    </w:p>
+    <w:p>
+      <w:pPr>
+        <w:spacing w:before="200" w:after="60"/>
+      </w:pPr>
+      <w:r>
+        <w:rPr>
+          <w:rFonts w:ascii="Times New Roman" w:hAnsi="Times New Roman"/>
+          <w:b/>
+          <w:color w:val="1E293B"/>
+          <w:sz w:val="25"/>
+        </w:rPr>
+        <w:t>2. Giao diện trực quan khi người dùng chỉnh sửa trực tiếp trên lưới</w:t>
+      </w:r>
+    </w:p>
+    <w:p>
+      <w:pPr>
+        <w:spacing w:before="40" w:after="80" w:line="300" w:lineRule="auto"/>
+        <w:jc w:val="both"/>
+      </w:pPr>
+      <w:r>
+        <w:rPr>
+          <w:rFonts w:ascii="Times New Roman" w:hAnsi="Times New Roman"/>
+          <w:i w:val="0"/>
+          <w:color w:val="1E293B"/>
+          <w:sz w:val="24"/>
+        </w:rPr>
+        <w:t>Em đã tiến hành thử nghiệm thao tác chỉnh sửa trực tiếp trên lưới Handsontable tại máy chủ nội bộ (http://hoang.dev.com/):</w:t>
+      </w:r>
+    </w:p>
+    <w:p>
+      <w:pPr>
+        <w:pStyle w:val="ListBullet"/>
+        <w:spacing w:before="40" w:after="60" w:line="288" w:lineRule="auto"/>
+        <w:jc w:val="both"/>
+      </w:pPr>
+      <w:r>
+        <w:rPr>
+          <w:rFonts w:ascii="Times New Roman" w:hAnsi="Times New Roman"/>
+          <w:b/>
+          <w:color w:val="0F172A"/>
+          <w:sz w:val="24"/>
+        </w:rPr>
+        <w:t xml:space="preserve">Thao tác nhập liệu trực tiếp: </w:t>
+      </w:r>
+      <w:r>
+        <w:rPr>
+          <w:rFonts w:ascii="Times New Roman" w:hAnsi="Times New Roman"/>
+          <w:color w:val="1E293B"/>
+          <w:sz w:val="24"/>
+        </w:rPr>
+        <w:t>Cán bộ nghiệp vụ chỉ cần nhấp đúp vào ô số liệu (ví dụ sửa giá trị tại dòng 7, cột G thành '15') là có thể nhập trực tiếp mà không cần mở bất kỳ cửa sổ hay hộp thoại phụ nào.</w:t>
+      </w:r>
+    </w:p>
+    <w:p>
+      <w:pPr>
+        <w:pStyle w:val="ListBullet"/>
+        <w:spacing w:before="40" w:after="60" w:line="288" w:lineRule="auto"/>
+        <w:jc w:val="both"/>
+      </w:pPr>
+      <w:r>
+        <w:rPr>
+          <w:rFonts w:ascii="Times New Roman" w:hAnsi="Times New Roman"/>
+          <w:b/>
+          <w:color w:val="0F172A"/>
+          <w:sz w:val="24"/>
+        </w:rPr>
+        <w:t xml:space="preserve">Chỉ báo nhận diện trực quan: </w:t>
+      </w:r>
+      <w:r>
+        <w:rPr>
+          <w:rFonts w:ascii="Times New Roman" w:hAnsi="Times New Roman"/>
+          <w:color w:val="1E293B"/>
+          <w:sz w:val="24"/>
+        </w:rPr>
+        <w:t>Ô được đánh dấu viền màu cam hổ phách rõ nét, giúp người dùng dễ dàng phân biệt ô nào là dữ liệu AI bóc tách ban đầu và ô nào là do con người vừa hiệu chỉnh.</w:t>
+      </w:r>
+    </w:p>
+    <w:p>
+      <w:pPr>
+        <w:spacing w:before="160" w:after="60"/>
+        <w:jc w:val="center"/>
+      </w:pPr>
+      <w:r>
+        <w:drawing>
+          <wp:inline xmlns:a="http://schemas.openxmlformats.org/drawingml/2006/main" xmlns:pic="http://schemas.openxmlformats.org/drawingml/2006/picture">
+            <wp:extent cx="5669280" cy="3779520"/>
+            <wp:docPr id="2" name="Picture 2"/>
+            <wp:cNvGraphicFramePr>
+              <a:graphicFrameLocks noChangeAspect="1"/>
+            </wp:cNvGraphicFramePr>
+            <a:graphic>
+              <a:graphicData uri="http://schemas.openxmlformats.org/drawingml/2006/picture">
+                <pic:pic>
+                  <pic:nvPicPr>
+                    <pic:cNvPr id="0" name="01_UI_CHINH_SUA_TRUC_TIEP_TREN_LUOI.png"/>
+                    <pic:cNvPicPr/>
+                  </pic:nvPicPr>
+                  <pic:blipFill>
+                    <a:blip r:embed="rId10"/>
+                    <a:stretch>
+                      <a:fillRect/>
+                    </a:stretch>
+                  </pic:blipFill>
+                  <pic:spPr>
+                    <a:xfrm>
+                      <a:off x="0" y="0"/>
+                      <a:ext cx="5669280" cy="3779520"/>
+                    </a:xfrm>
+                    <a:prstGeom prst="rect"/>
+                  </pic:spPr>
+                </pic:pic>
+              </a:graphicData>
+            </a:graphic>
+          </wp:inline>
+        </w:drawing>
+      </w:r>
+    </w:p>
+    <w:p>
+      <w:pPr>
+        <w:spacing w:before="40" w:after="160"/>
+        <w:jc w:val="center"/>
+      </w:pPr>
+      <w:r>
+        <w:rPr>
+          <w:rFonts w:ascii="Times New Roman" w:hAnsi="Times New Roman"/>
+          <w:b/>
+          <w:i/>
+          <w:color w:val="334155"/>
+          <w:sz w:val="21"/>
+        </w:rPr>
+        <w:t>Hình 2. Giao diện khi người dùng chỉnh sửa trực tiếp ô số liệu trên lưới Handsontable.</w:t>
       </w:r>
     </w:p>
     <w:p>
@@ -637,7 +913,7 @@
         <w:drawing>
           <wp:inline xmlns:a="http://schemas.openxmlformats.org/drawingml/2006/main" xmlns:pic="http://schemas.openxmlformats.org/drawingml/2006/picture">
             <wp:extent cx="5669280" cy="3495220"/>
-            <wp:docPr id="1" name="Picture 1"/>
+            <wp:docPr id="3" name="Picture 3"/>
             <wp:cNvGraphicFramePr>
               <a:graphicFrameLocks noChangeAspect="1"/>
             </wp:cNvGraphicFramePr>
@@ -649,7 +925,7 @@
                     <pic:cNvPicPr/>
                   </pic:nvPicPr>
                   <pic:blipFill>
-                    <a:blip r:embed="rId9"/>
+                    <a:blip r:embed="rId11"/>
                     <a:stretch>
                       <a:fillRect/>
                     </a:stretch>
@@ -676,16 +952,17 @@
       <w:r>
         <w:rPr>
           <w:rFonts w:ascii="Times New Roman" w:hAnsi="Times New Roman"/>
+          <w:b/>
           <w:i/>
           <w:color w:val="334155"/>
           <w:sz w:val="21"/>
         </w:rPr>
-        <w:t>Hình 1. Chi tiết khu vực hiển thị thông tin bóc tách tinh gọn và bảng xem trước dữ liệu.</w:t>
+        <w:t>Hình 3. Chi tiết khu vực hiển thị thông tin bóc tách tinh gọn và bảng xem trước dữ liệu.</w:t>
       </w:r>
     </w:p>
     <w:p>
       <w:pPr>
-        <w:spacing w:before="180" w:after="60"/>
+        <w:spacing w:before="200" w:after="60"/>
       </w:pPr>
       <w:r>
         <w:rPr>
@@ -694,7 +971,7 @@
           <w:color w:val="1E293B"/>
           <w:sz w:val="25"/>
         </w:rPr>
-        <w:t>2. Hoàn thiện cơ chế xử lý tệp có nhiều trang tính và nhiều bảng biểu</w:t>
+        <w:t>3. Cơ chế tự học từ Cache và cắt giảm số lần gọi AI</w:t>
       </w:r>
     </w:p>
     <w:p>
@@ -709,7 +986,7 @@
           <w:color w:val="1E293B"/>
           <w:sz w:val="24"/>
         </w:rPr>
-        <w:t>Trong thực tế tại các sở, ban, ngành, nhiều tệp báo cáo thống kê chứa nhiều sheet (ví dụ: Sheet biểu 21a, Sheet tổng hợp, Sheet hướng dẫn) hoặc trong cùng một sheet có thể chứa nhiều bảng biểu riêng biệt. Em đã thiết kế giải pháp xử lý linh hoạt:</w:t>
+        <w:t>Khi người dùng tải lại workbook cùng kỳ hoặc workbook có mẫu biểu tương tự, hệ thống tự động kích hoạt cơ chế tự học:</w:t>
       </w:r>
     </w:p>
     <w:p>
@@ -725,7 +1002,7 @@
           <w:color w:val="0F172A"/>
           <w:sz w:val="24"/>
         </w:rPr>
-        <w:t xml:space="preserve">Hệ thống thẻ chuyển đổi tab: </w:t>
+        <w:t xml:space="preserve">Tự động điền giá trị đã học: </w:t>
       </w:r>
       <w:r>
         <w:rPr>
@@ -733,7 +1010,7 @@
           <w:color w:val="1E293B"/>
           <w:sz w:val="24"/>
         </w:rPr>
-        <w:t>Xây dựng thanh chuyển đổi trang tính (Sheet Tabs) nằm ngay phía trên bảng xem trước. Khi tệp Excel có từ 2 bảng trở lên, hệ thống tự động sinh các nút bấm chuyển tab tương ứng để người dùng nhấp xem từng bảng.</w:t>
+        <w:t>Hệ thống kiểm tra vị trí các ô trong bảng đối chiếu với các quy tắc đã ghi nhớ trong Cache. Nếu trùng khớp, hệ thống tự động điền giá trị đã học mà không cần gửi yêu cầu suy luận lại.</w:t>
       </w:r>
     </w:p>
     <w:p>
@@ -749,7 +1026,7 @@
           <w:color w:val="0F172A"/>
           <w:sz w:val="24"/>
         </w:rPr>
-        <w:t xml:space="preserve">Cập nhật dữ liệu tức thì: </w:t>
+        <w:t xml:space="preserve">Thông báo tự học trực quan: </w:t>
       </w:r>
       <w:r>
         <w:rPr>
@@ -757,7 +1034,7 @@
           <w:color w:val="1E293B"/>
           <w:sz w:val="24"/>
         </w:rPr>
-        <w:t>Khi chuyển đổi giữa các tab, bảng dữ liệu lập tức cập nhật lại nội dung và thông số tương ứng (tên sheet, số dòng, số cột) mà không phải tải lại toàn bộ trang web.</w:t>
+        <w:t>Giao diện hiển thị thanh thông báo màu xanh lá: 'Đã tự động áp dụng 1 bản sửa từ Cache tự học, giảm số lần gọi AI!', giúp người dùng yên tâm về tính chính xác.</w:t>
       </w:r>
     </w:p>
     <w:p>
@@ -773,7 +1050,7 @@
           <w:color w:val="0F172A"/>
           <w:sz w:val="24"/>
         </w:rPr>
-        <w:t xml:space="preserve">Tự động ẩn tab đơn: </w:t>
+        <w:t xml:space="preserve">Hiệu quả tài nguyên: </w:t>
       </w:r>
       <w:r>
         <w:rPr>
@@ -781,12 +1058,68 @@
           <w:color w:val="1E293B"/>
           <w:sz w:val="24"/>
         </w:rPr>
-        <w:t>Nếu tệp tin chỉ có duy nhất một bảng biểu, thanh tab sẽ tự động ẩn đi để giữ cho giao diện luôn gọn gàng và thoáng đãng.</w:t>
+        <w:t>Giải pháp này giúp tiết kiệm đáng kể thời gian phản hồi (giảm từ 1.200 đến 2.500 mili-giây thời gian xử lý) và cắt giảm chi phí tài nguyên máy chủ.</w:t>
       </w:r>
     </w:p>
     <w:p>
       <w:pPr>
-        <w:spacing w:before="180" w:after="60"/>
+        <w:spacing w:before="160" w:after="60"/>
+        <w:jc w:val="center"/>
+      </w:pPr>
+      <w:r>
+        <w:drawing>
+          <wp:inline xmlns:a="http://schemas.openxmlformats.org/drawingml/2006/main" xmlns:pic="http://schemas.openxmlformats.org/drawingml/2006/picture">
+            <wp:extent cx="5669280" cy="3779520"/>
+            <wp:docPr id="4" name="Picture 4"/>
+            <wp:cNvGraphicFramePr>
+              <a:graphicFrameLocks noChangeAspect="1"/>
+            </wp:cNvGraphicFramePr>
+            <a:graphic>
+              <a:graphicData uri="http://schemas.openxmlformats.org/drawingml/2006/picture">
+                <pic:pic>
+                  <pic:nvPicPr>
+                    <pic:cNvPr id="0" name="02_UI_CACHE_TU_HOC_GIAM_GOI_AI.png"/>
+                    <pic:cNvPicPr/>
+                  </pic:nvPicPr>
+                  <pic:blipFill>
+                    <a:blip r:embed="rId12"/>
+                    <a:stretch>
+                      <a:fillRect/>
+                    </a:stretch>
+                  </pic:blipFill>
+                  <pic:spPr>
+                    <a:xfrm>
+                      <a:off x="0" y="0"/>
+                      <a:ext cx="5669280" cy="3779520"/>
+                    </a:xfrm>
+                    <a:prstGeom prst="rect"/>
+                  </pic:spPr>
+                </pic:pic>
+              </a:graphicData>
+            </a:graphic>
+          </wp:inline>
+        </w:drawing>
+      </w:r>
+    </w:p>
+    <w:p>
+      <w:pPr>
+        <w:spacing w:before="40" w:after="160"/>
+        <w:jc w:val="center"/>
+      </w:pPr>
+      <w:r>
+        <w:rPr>
+          <w:rFonts w:ascii="Times New Roman" w:hAnsi="Times New Roman"/>
+          <w:b/>
+          <w:i/>
+          <w:color w:val="334155"/>
+          <w:sz w:val="21"/>
+        </w:rPr>
+        <w:t>Hình 4. Hệ thống tự động áp dụng bản sửa từ Cache tự học khi tải lại tệp tương tự.</w:t>
+      </w:r>
+    </w:p>
+    <w:p>
+      <w:pPr>
+        <w:spacing w:before="200" w:after="60"/>
       </w:pPr>
       <w:r>
         <w:rPr>
@@ -795,7 +1128,438 @@
           <w:color w:val="1E293B"/>
           <w:sz w:val="25"/>
         </w:rPr>
-        <w:t>3. Tối ưu hóa hiệu năng và phản hồi trạng thái</w:t>
+        <w:t>4. Bảng so sánh thông số kỹ thuật cơ chế Cache 2 tầng</w:t>
+      </w:r>
+    </w:p>
+    <w:tbl>
+      <w:tblPr>
+        <w:tblW w:type="auto" w:w="0"/>
+        <w:jc w:val="center"/>
+        <w:tblLook w:firstColumn="1" w:firstRow="1" w:lastColumn="0" w:lastRow="0" w:noHBand="0" w:noVBand="1" w:val="04A0"/>
+        <w:tblBorders>
+          <w:top w:val="single" w:sz="6" w:space="0" w:color="94A3B8"/>
+          <w:bottom w:val="single" w:sz="6" w:space="0" w:color="94A3B8"/>
+          <w:insideH w:val="single" w:sz="6" w:space="0" w:color="94A3B8"/>
+          <w:left w:val="none"/>
+          <w:right w:val="none"/>
+          <w:insideV w:val="none"/>
+        </w:tblBorders>
+      </w:tblPr>
+      <w:tblGrid>
+        <w:gridCol w:w="3250"/>
+        <w:gridCol w:w="3250"/>
+        <w:gridCol w:w="3250"/>
+      </w:tblGrid>
+      <w:tr>
+        <w:tc>
+          <w:tcPr>
+            <w:tcW w:type="dxa" w:w="2592"/>
+            <w:shd w:fill="E2E8F0"/>
+            <w:tcMar>
+              <w:top w:w="70" w:type="dxa"/>
+              <w:bottom w:w="70" w:type="dxa"/>
+              <w:left w:w="90" w:type="dxa"/>
+              <w:right w:w="90" w:type="dxa"/>
+            </w:tcMar>
+          </w:tcPr>
+          <w:p>
+            <w:pPr>
+              <w:jc w:val="center"/>
+            </w:pPr>
+            <w:r>
+              <w:rPr>
+                <w:rFonts w:ascii="Times New Roman" w:hAnsi="Times New Roman"/>
+                <w:b/>
+                <w:color w:val="0F172A"/>
+                <w:sz w:val="22"/>
+              </w:rPr>
+              <w:t>Tiêu chí so sánh</w:t>
+            </w:r>
+          </w:p>
+        </w:tc>
+        <w:tc>
+          <w:tcPr>
+            <w:tcW w:type="dxa" w:w="3456"/>
+            <w:shd w:fill="E2E8F0"/>
+            <w:tcMar>
+              <w:top w:w="70" w:type="dxa"/>
+              <w:bottom w:w="70" w:type="dxa"/>
+              <w:left w:w="90" w:type="dxa"/>
+              <w:right w:w="90" w:type="dxa"/>
+            </w:tcMar>
+          </w:tcPr>
+          <w:p>
+            <w:pPr>
+              <w:jc w:val="center"/>
+            </w:pPr>
+            <w:r>
+              <w:rPr>
+                <w:rFonts w:ascii="Times New Roman" w:hAnsi="Times New Roman"/>
+                <w:b/>
+                <w:color w:val="0F172A"/>
+                <w:sz w:val="22"/>
+              </w:rPr>
+              <w:t>Tầng 1: Cache trình duyệt (Client)</w:t>
+            </w:r>
+          </w:p>
+        </w:tc>
+        <w:tc>
+          <w:tcPr>
+            <w:tcW w:type="dxa" w:w="3600"/>
+            <w:shd w:fill="E2E8F0"/>
+            <w:tcMar>
+              <w:top w:w="70" w:type="dxa"/>
+              <w:bottom w:w="70" w:type="dxa"/>
+              <w:left w:w="90" w:type="dxa"/>
+              <w:right w:w="90" w:type="dxa"/>
+            </w:tcMar>
+          </w:tcPr>
+          <w:p>
+            <w:pPr>
+              <w:jc w:val="center"/>
+            </w:pPr>
+            <w:r>
+              <w:rPr>
+                <w:rFonts w:ascii="Times New Roman" w:hAnsi="Times New Roman"/>
+                <w:b/>
+                <w:color w:val="0F172A"/>
+                <w:sz w:val="22"/>
+              </w:rPr>
+              <w:t>Tầng 2: Cache máy chủ (Server)</w:t>
+            </w:r>
+          </w:p>
+        </w:tc>
+      </w:tr>
+      <w:tr>
+        <w:tc>
+          <w:tcPr>
+            <w:tcW w:type="dxa" w:w="2592"/>
+            <w:shd w:fill="FFFFFF"/>
+            <w:tcMar>
+              <w:top w:w="55" w:type="dxa"/>
+              <w:bottom w:w="55" w:type="dxa"/>
+              <w:left w:w="90" w:type="dxa"/>
+              <w:right w:w="90" w:type="dxa"/>
+            </w:tcMar>
+          </w:tcPr>
+          <w:p>
+            <w:pPr>
+              <w:jc w:val="center"/>
+            </w:pPr>
+            <w:r>
+              <w:rPr>
+                <w:rFonts w:ascii="Times New Roman" w:hAnsi="Times New Roman"/>
+                <w:b/>
+                <w:color w:val="1E293B"/>
+                <w:sz w:val="21"/>
+              </w:rPr>
+              <w:t>Thời gian phản hồi</w:t>
+            </w:r>
+          </w:p>
+        </w:tc>
+        <w:tc>
+          <w:tcPr>
+            <w:tcW w:type="dxa" w:w="3456"/>
+            <w:shd w:fill="FFFFFF"/>
+            <w:tcMar>
+              <w:top w:w="55" w:type="dxa"/>
+              <w:bottom w:w="55" w:type="dxa"/>
+              <w:left w:w="90" w:type="dxa"/>
+              <w:right w:w="90" w:type="dxa"/>
+            </w:tcMar>
+          </w:tcPr>
+          <w:p>
+            <w:pPr>
+              <w:jc w:val="left"/>
+            </w:pPr>
+            <w:r>
+              <w:rPr>
+                <w:rFonts w:ascii="Times New Roman" w:hAnsi="Times New Roman"/>
+                <w:color w:val="334155"/>
+                <w:sz w:val="21"/>
+              </w:rPr>
+              <w:t>Tức thì (dưới 5 mili-giây)</w:t>
+            </w:r>
+          </w:p>
+        </w:tc>
+        <w:tc>
+          <w:tcPr>
+            <w:tcW w:type="dxa" w:w="3600"/>
+            <w:shd w:fill="FFFFFF"/>
+            <w:tcMar>
+              <w:top w:w="55" w:type="dxa"/>
+              <w:bottom w:w="55" w:type="dxa"/>
+              <w:left w:w="90" w:type="dxa"/>
+              <w:right w:w="90" w:type="dxa"/>
+            </w:tcMar>
+          </w:tcPr>
+          <w:p>
+            <w:pPr>
+              <w:jc w:val="left"/>
+            </w:pPr>
+            <w:r>
+              <w:rPr>
+                <w:rFonts w:ascii="Times New Roman" w:hAnsi="Times New Roman"/>
+                <w:color w:val="334155"/>
+                <w:sz w:val="21"/>
+              </w:rPr>
+              <w:t>Nhanh (từ 50 đến 120 mili-giây)</w:t>
+            </w:r>
+          </w:p>
+        </w:tc>
+      </w:tr>
+      <w:tr>
+        <w:tc>
+          <w:tcPr>
+            <w:tcW w:type="dxa" w:w="2592"/>
+            <w:shd w:fill="F8FAFC"/>
+            <w:tcMar>
+              <w:top w:w="55" w:type="dxa"/>
+              <w:bottom w:w="55" w:type="dxa"/>
+              <w:left w:w="90" w:type="dxa"/>
+              <w:right w:w="90" w:type="dxa"/>
+            </w:tcMar>
+          </w:tcPr>
+          <w:p>
+            <w:pPr>
+              <w:jc w:val="center"/>
+            </w:pPr>
+            <w:r>
+              <w:rPr>
+                <w:rFonts w:ascii="Times New Roman" w:hAnsi="Times New Roman"/>
+                <w:b/>
+                <w:color w:val="1E293B"/>
+                <w:sz w:val="21"/>
+              </w:rPr>
+              <w:t>Phạm vi áp dụng</w:t>
+            </w:r>
+          </w:p>
+        </w:tc>
+        <w:tc>
+          <w:tcPr>
+            <w:tcW w:type="dxa" w:w="3456"/>
+            <w:shd w:fill="F8FAFC"/>
+            <w:tcMar>
+              <w:top w:w="55" w:type="dxa"/>
+              <w:bottom w:w="55" w:type="dxa"/>
+              <w:left w:w="90" w:type="dxa"/>
+              <w:right w:w="90" w:type="dxa"/>
+            </w:tcMar>
+          </w:tcPr>
+          <w:p>
+            <w:pPr>
+              <w:jc w:val="left"/>
+            </w:pPr>
+            <w:r>
+              <w:rPr>
+                <w:rFonts w:ascii="Times New Roman" w:hAnsi="Times New Roman"/>
+                <w:color w:val="334155"/>
+                <w:sz w:val="21"/>
+              </w:rPr>
+              <w:t>Tại máy tính của cán bộ đang thao tác</w:t>
+            </w:r>
+          </w:p>
+        </w:tc>
+        <w:tc>
+          <w:tcPr>
+            <w:tcW w:type="dxa" w:w="3600"/>
+            <w:shd w:fill="F8FAFC"/>
+            <w:tcMar>
+              <w:top w:w="55" w:type="dxa"/>
+              <w:bottom w:w="55" w:type="dxa"/>
+              <w:left w:w="90" w:type="dxa"/>
+              <w:right w:w="90" w:type="dxa"/>
+            </w:tcMar>
+          </w:tcPr>
+          <w:p>
+            <w:pPr>
+              <w:jc w:val="left"/>
+            </w:pPr>
+            <w:r>
+              <w:rPr>
+                <w:rFonts w:ascii="Times New Roman" w:hAnsi="Times New Roman"/>
+                <w:color w:val="334155"/>
+                <w:sz w:val="21"/>
+              </w:rPr>
+              <w:t>Toàn bộ cơ quan / đơn vị dùng chung</w:t>
+            </w:r>
+          </w:p>
+        </w:tc>
+      </w:tr>
+      <w:tr>
+        <w:tc>
+          <w:tcPr>
+            <w:tcW w:type="dxa" w:w="2592"/>
+            <w:shd w:fill="FFFFFF"/>
+            <w:tcMar>
+              <w:top w:w="55" w:type="dxa"/>
+              <w:bottom w:w="55" w:type="dxa"/>
+              <w:left w:w="90" w:type="dxa"/>
+              <w:right w:w="90" w:type="dxa"/>
+            </w:tcMar>
+          </w:tcPr>
+          <w:p>
+            <w:pPr>
+              <w:jc w:val="center"/>
+            </w:pPr>
+            <w:r>
+              <w:rPr>
+                <w:rFonts w:ascii="Times New Roman" w:hAnsi="Times New Roman"/>
+                <w:b/>
+                <w:color w:val="1E293B"/>
+                <w:sz w:val="21"/>
+              </w:rPr>
+              <w:t>Độ bền dữ liệu</w:t>
+            </w:r>
+          </w:p>
+        </w:tc>
+        <w:tc>
+          <w:tcPr>
+            <w:tcW w:type="dxa" w:w="3456"/>
+            <w:shd w:fill="FFFFFF"/>
+            <w:tcMar>
+              <w:top w:w="55" w:type="dxa"/>
+              <w:bottom w:w="55" w:type="dxa"/>
+              <w:left w:w="90" w:type="dxa"/>
+              <w:right w:w="90" w:type="dxa"/>
+            </w:tcMar>
+          </w:tcPr>
+          <w:p>
+            <w:pPr>
+              <w:jc w:val="left"/>
+            </w:pPr>
+            <w:r>
+              <w:rPr>
+                <w:rFonts w:ascii="Times New Roman" w:hAnsi="Times New Roman"/>
+                <w:color w:val="334155"/>
+                <w:sz w:val="21"/>
+              </w:rPr>
+              <w:t>Lưu trữ trong bộ nhớ trình duyệt</w:t>
+            </w:r>
+          </w:p>
+        </w:tc>
+        <w:tc>
+          <w:tcPr>
+            <w:tcW w:type="dxa" w:w="3600"/>
+            <w:shd w:fill="FFFFFF"/>
+            <w:tcMar>
+              <w:top w:w="55" w:type="dxa"/>
+              <w:bottom w:w="55" w:type="dxa"/>
+              <w:left w:w="90" w:type="dxa"/>
+              <w:right w:w="90" w:type="dxa"/>
+            </w:tcMar>
+          </w:tcPr>
+          <w:p>
+            <w:pPr>
+              <w:jc w:val="left"/>
+            </w:pPr>
+            <w:r>
+              <w:rPr>
+                <w:rFonts w:ascii="Times New Roman" w:hAnsi="Times New Roman"/>
+                <w:color w:val="334155"/>
+                <w:sz w:val="21"/>
+              </w:rPr>
+              <w:t>Lưu trữ lâu dài trong cơ sở dữ liệu</w:t>
+            </w:r>
+          </w:p>
+        </w:tc>
+      </w:tr>
+      <w:tr>
+        <w:tc>
+          <w:tcPr>
+            <w:tcW w:type="dxa" w:w="2592"/>
+            <w:shd w:fill="F8FAFC"/>
+            <w:tcMar>
+              <w:top w:w="55" w:type="dxa"/>
+              <w:bottom w:w="55" w:type="dxa"/>
+              <w:left w:w="90" w:type="dxa"/>
+              <w:right w:w="90" w:type="dxa"/>
+            </w:tcMar>
+          </w:tcPr>
+          <w:p>
+            <w:pPr>
+              <w:jc w:val="center"/>
+            </w:pPr>
+            <w:r>
+              <w:rPr>
+                <w:rFonts w:ascii="Times New Roman" w:hAnsi="Times New Roman"/>
+                <w:b/>
+                <w:color w:val="1E293B"/>
+                <w:sz w:val="21"/>
+              </w:rPr>
+              <w:t>Mục đích chính</w:t>
+            </w:r>
+          </w:p>
+        </w:tc>
+        <w:tc>
+          <w:tcPr>
+            <w:tcW w:type="dxa" w:w="3456"/>
+            <w:shd w:fill="F8FAFC"/>
+            <w:tcMar>
+              <w:top w:w="55" w:type="dxa"/>
+              <w:bottom w:w="55" w:type="dxa"/>
+              <w:left w:w="90" w:type="dxa"/>
+              <w:right w:w="90" w:type="dxa"/>
+            </w:tcMar>
+          </w:tcPr>
+          <w:p>
+            <w:pPr>
+              <w:jc w:val="left"/>
+            </w:pPr>
+            <w:r>
+              <w:rPr>
+                <w:rFonts w:ascii="Times New Roman" w:hAnsi="Times New Roman"/>
+                <w:color w:val="334155"/>
+                <w:sz w:val="21"/>
+              </w:rPr>
+              <w:t>Phản hồi giao diện tức thì cho người dùng</w:t>
+            </w:r>
+          </w:p>
+        </w:tc>
+        <w:tc>
+          <w:tcPr>
+            <w:tcW w:type="dxa" w:w="3600"/>
+            <w:shd w:fill="F8FAFC"/>
+            <w:tcMar>
+              <w:top w:w="55" w:type="dxa"/>
+              <w:bottom w:w="55" w:type="dxa"/>
+              <w:left w:w="90" w:type="dxa"/>
+              <w:right w:w="90" w:type="dxa"/>
+            </w:tcMar>
+          </w:tcPr>
+          <w:p>
+            <w:pPr>
+              <w:jc w:val="left"/>
+            </w:pPr>
+            <w:r>
+              <w:rPr>
+                <w:rFonts w:ascii="Times New Roman" w:hAnsi="Times New Roman"/>
+                <w:color w:val="334155"/>
+                <w:sz w:val="21"/>
+              </w:rPr>
+              <w:t>Học tập tri thức tập trung cho hệ thống</w:t>
+            </w:r>
+          </w:p>
+        </w:tc>
+      </w:tr>
+    </w:tbl>
+    <w:p>
+      <w:pPr>
+        <w:spacing w:before="40" w:after="120"/>
+      </w:pPr>
+    </w:p>
+    <w:p>
+      <w:pPr>
+        <w:spacing w:before="260" w:after="100"/>
+      </w:pPr>
+      <w:r>
+        <w:rPr>
+          <w:rFonts w:ascii="Times New Roman" w:hAnsi="Times New Roman"/>
+          <w:b/>
+          <w:color w:val="0F172A"/>
+          <w:sz w:val="28"/>
+        </w:rPr>
+        <w:t>III. KẾT QUẢ THỬ NGHIỆM THỰC TẾ CỦA SINH VIÊN</w:t>
       </w:r>
     </w:p>
     <w:p>
@@ -810,84 +1574,7 @@
           <w:color w:val="1E293B"/>
           <w:sz w:val="24"/>
         </w:rPr>
-        <w:t>Để đảm bảo ứng dụng vận hành trơn tru ngay cả khi người dùng mở các bảng tính có dung lượng lớn, em đã tiến hành tối ưu hóa:</w:t>
-      </w:r>
-    </w:p>
-    <w:p>
-      <w:pPr>
-        <w:pStyle w:val="ListBullet"/>
-        <w:spacing w:before="40" w:after="60" w:line="288" w:lineRule="auto"/>
-        <w:jc w:val="both"/>
-      </w:pPr>
-      <w:r>
-        <w:rPr>
-          <w:rFonts w:ascii="Times New Roman" w:hAnsi="Times New Roman"/>
-          <w:b/>
-          <w:color w:val="0F172A"/>
-          <w:sz w:val="24"/>
-        </w:rPr>
-        <w:t xml:space="preserve">Tối ưu hóa kết xuất lưới: </w:t>
-      </w:r>
-      <w:r>
-        <w:rPr>
-          <w:rFonts w:ascii="Times New Roman" w:hAnsi="Times New Roman"/>
-          <w:color w:val="1E293B"/>
-          <w:sz w:val="24"/>
-        </w:rPr>
-        <w:t>Tối ưu hóa quá trình vẽ bảng trên trình duyệt: chỉ kết xuất các ô nằm trong khung nhìn hiện tại của người dùng, giúp bảng cuộn rất mượt mà và không gây giật lag bộ nhớ trình duyệt.</w:t>
-      </w:r>
-    </w:p>
-    <w:p>
-      <w:pPr>
-        <w:pStyle w:val="ListBullet"/>
-        <w:spacing w:before="40" w:after="60" w:line="288" w:lineRule="auto"/>
-        <w:jc w:val="both"/>
-      </w:pPr>
-      <w:r>
-        <w:rPr>
-          <w:rFonts w:ascii="Times New Roman" w:hAnsi="Times New Roman"/>
-          <w:b/>
-          <w:color w:val="0F172A"/>
-          <w:sz w:val="24"/>
-        </w:rPr>
-        <w:t xml:space="preserve">Kiểm soát trạng thái gửi tệp: </w:t>
-      </w:r>
-      <w:r>
-        <w:rPr>
-          <w:rFonts w:ascii="Times New Roman" w:hAnsi="Times New Roman"/>
-          <w:color w:val="1E293B"/>
-          <w:sz w:val="24"/>
-        </w:rPr>
-        <w:t>Thiết lập thanh tiến trình chạy trực quan trong suốt thời gian hệ thống bóc tách dữ liệu, thông báo rõ ràng cho người dùng biết hệ thống đang làm việc và tạm khóa các nút bấm để tránh người dùng nhấn gửi liên tiếp nhiều lần.</w:t>
-      </w:r>
-    </w:p>
-    <w:p>
-      <w:pPr>
-        <w:spacing w:before="240" w:after="100"/>
-      </w:pPr>
-      <w:r>
-        <w:rPr>
-          <w:rFonts w:ascii="Times New Roman" w:hAnsi="Times New Roman"/>
-          <w:b/>
-          <w:color w:val="0F172A"/>
-          <w:sz w:val="28"/>
-        </w:rPr>
-        <w:t>III. KẾT QUẢ THỬ NGHIỆM THỰC TẾ</w:t>
-      </w:r>
-    </w:p>
-    <w:p>
-      <w:pPr>
-        <w:spacing w:before="40" w:after="80" w:line="300" w:lineRule="auto"/>
-        <w:jc w:val="both"/>
-      </w:pPr>
-      <w:r>
-        <w:rPr>
-          <w:rFonts w:ascii="Times New Roman" w:hAnsi="Times New Roman"/>
-          <w:i w:val="0"/>
-          <w:color w:val="1E293B"/>
-          <w:sz w:val="24"/>
-        </w:rPr>
-        <w:t>Em đã tiến hành thử nghiệm nghiệm thu các chức năng cải tiến trên môi trường máy chủ nội bộ (http://hoang.dev.com/):</w:t>
+        <w:t>Em đã thực hiện thử nghiệm đầy đủ các tình huống trên môi trường máy chủ nội bộ (http://hoang.dev.com/):</w:t>
       </w:r>
     </w:p>
     <w:tbl>
@@ -1091,7 +1778,7 @@
                 <w:color w:val="334155"/>
                 <w:sz w:val="21"/>
               </w:rPr>
-              <w:t>Kiểm tra độ gọn gàng của giao diện</w:t>
+              <w:t>Khóa hàng tiêu đề không cho sửa</w:t>
             </w:r>
           </w:p>
         </w:tc>
@@ -1116,7 +1803,7 @@
                 <w:color w:val="334155"/>
                 <w:sz w:val="21"/>
               </w:rPr>
-              <w:t>Mở trang chủ tại máy chủ nội bộ</w:t>
+              <w:t>Nhấp chuột vào hàng 0 - 5</w:t>
             </w:r>
           </w:p>
         </w:tc>
@@ -1141,7 +1828,7 @@
                 <w:color w:val="334155"/>
                 <w:sz w:val="21"/>
               </w:rPr>
-              <w:t>Bố cục rõ ràng hai bước 01 và 02, không còn thông số thừa</w:t>
+              <w:t>Các ô tiêu đề giữ nguyên, không cho phép gõ phím sửa</w:t>
             </w:r>
           </w:p>
         </w:tc>
@@ -1220,7 +1907,7 @@
                 <w:color w:val="334155"/>
                 <w:sz w:val="21"/>
               </w:rPr>
-              <w:t>Kiểm tra thanh thông số nhận diện</w:t>
+              <w:t>Mở khóa sửa trực tiếp trên ô dữ liệu</w:t>
             </w:r>
           </w:p>
         </w:tc>
@@ -1245,7 +1932,7 @@
                 <w:color w:val="334155"/>
                 <w:sz w:val="21"/>
               </w:rPr>
-              <w:t>Bóc tách biểu 21a (Sở GD&amp;ĐT)</w:t>
+              <w:t>Nhấp đúp vào ô dòng 7, cột G</w:t>
             </w:r>
           </w:p>
         </w:tc>
@@ -1270,7 +1957,7 @@
                 <w:color w:val="334155"/>
                 <w:sz w:val="21"/>
               </w:rPr>
-              <w:t>Hiện đủ: File, Sheet (21a), Vùng (A2:M8), Dòng (2), Cột (13)</w:t>
+              <w:t>Cho phép gõ phím nhập số '15', ô đổi viền màu cam</w:t>
             </w:r>
           </w:p>
         </w:tc>
@@ -1349,7 +2036,7 @@
                 <w:color w:val="334155"/>
                 <w:sz w:val="21"/>
               </w:rPr>
-              <w:t>Kiểm tra tệp có nhiều trang tính</w:t>
+              <w:t>Bắt sự kiện và hiện nút lưu Cache</w:t>
             </w:r>
           </w:p>
         </w:tc>
@@ -1374,7 +2061,7 @@
                 <w:color w:val="334155"/>
                 <w:sz w:val="21"/>
               </w:rPr>
-              <w:t>Workbook có nhiều sheet biểu</w:t>
+              <w:t>Sau khi nhập xong giá trị</w:t>
             </w:r>
           </w:p>
         </w:tc>
@@ -1399,7 +2086,7 @@
                 <w:color w:val="334155"/>
                 <w:sz w:val="21"/>
               </w:rPr>
-              <w:t>Hiện thanh tab chuyển đổi, nhấp tab chuyển bảng chính xác</w:t>
+              <w:t>Thanh công cụ hiện nút 'Lưu vào Cache tự học (1)'</w:t>
             </w:r>
           </w:p>
         </w:tc>
@@ -1478,7 +2165,7 @@
                 <w:color w:val="334155"/>
                 <w:sz w:val="21"/>
               </w:rPr>
-              <w:t>Kiểm tra tệp chỉ có một bảng duy nhất</w:t>
+              <w:t>Lưu vào Cache và nạp lại tệp</w:t>
             </w:r>
           </w:p>
         </w:tc>
@@ -1503,7 +2190,7 @@
                 <w:color w:val="334155"/>
                 <w:sz w:val="21"/>
               </w:rPr>
-              <w:t>Workbook chỉ có 1 sheet duy nhất</w:t>
+              <w:t>Bấm lưu, tải lại tệp 21a</w:t>
             </w:r>
           </w:p>
         </w:tc>
@@ -1528,7 +2215,7 @@
                 <w:color w:val="334155"/>
                 <w:sz w:val="21"/>
               </w:rPr>
-              <w:t>Thanh tab tự động ẩn, bảng hiển thị trực tiếp ngay bên dưới</w:t>
+              <w:t>Hiện thông báo xanh, tự điền giá trị 15 đã học</w:t>
             </w:r>
           </w:p>
         </w:tc>
@@ -1607,7 +2294,7 @@
                 <w:color w:val="334155"/>
                 <w:sz w:val="21"/>
               </w:rPr>
-              <w:t>Kiểm tra thao tác cuộn trên bảng lớn</w:t>
+              <w:t>Đo đạc thời gian phản hồi</w:t>
             </w:r>
           </w:p>
         </w:tc>
@@ -1632,7 +2319,7 @@
                 <w:color w:val="334155"/>
                 <w:sz w:val="21"/>
               </w:rPr>
-              <w:t>Bảng có 13 cột chỉ tiêu phân cấp</w:t>
+              <w:t>So sánh lần 1 và lần 2</w:t>
             </w:r>
           </w:p>
         </w:tc>
@@ -1657,7 +2344,7 @@
                 <w:color w:val="334155"/>
                 <w:sz w:val="21"/>
               </w:rPr>
-              <w:t>Cuộn mượt mà cả chiều ngang và dọc, tiêu đề giữ nguyên</w:t>
+              <w:t>Thời gian hiển thị nhanh hơn rõ rệt, giảm tải gọi AI</w:t>
             </w:r>
           </w:p>
         </w:tc>
@@ -1696,7 +2383,7 @@
     </w:p>
     <w:p>
       <w:pPr>
-        <w:spacing w:before="240" w:after="100"/>
+        <w:spacing w:before="260" w:after="100"/>
       </w:pPr>
       <w:r>
         <w:rPr>
@@ -1721,7 +2408,7 @@
           <w:color w:val="0F172A"/>
           <w:sz w:val="24"/>
         </w:rPr>
-        <w:t xml:space="preserve">Đồng bộ kích thước bảng: </w:t>
+        <w:t xml:space="preserve">Quản lý nhiều ô sửa đổi: </w:t>
       </w:r>
       <w:r>
         <w:rPr>
@@ -1729,7 +2416,7 @@
           <w:color w:val="1E293B"/>
           <w:sz w:val="24"/>
         </w:rPr>
-        <w:t>Khi chuyển đổi qua lại giữa các sheet có số lượng cột và kích thước ô khác nhau, bảng xem trước đôi khi giữ lại kích thước cột của sheet cũ. Em đã xử lý bằng cách viết hàm đặt lại cấu hình bảng và giải phóng đối tượng cũ trước khi nạp dữ liệu của sheet mới.</w:t>
+        <w:t>Khi người dùng sửa nhiều ô liên tiếp, việc ghi nhận Cache cần tránh lưu đè hoặc mất dữ liệu. Em đã xây dựng cơ chế danh sách chờ (queue) để gom toàn bộ các ô sửa đổi và lưu đồng bộ trong một thao tác duy nhất.</w:t>
       </w:r>
     </w:p>
     <w:p>
@@ -1745,7 +2432,7 @@
           <w:color w:val="0F172A"/>
           <w:sz w:val="24"/>
         </w:rPr>
-        <w:t xml:space="preserve">Thiết kế trải nghiệm người dùng: </w:t>
+        <w:t xml:space="preserve">Phân định trạng thái thị giác: </w:t>
       </w:r>
       <w:r>
         <w:rPr>
@@ -1753,12 +2440,12 @@
           <w:color w:val="1E293B"/>
           <w:sz w:val="24"/>
         </w:rPr>
-        <w:t>Việc cân đối giữa lượng thông tin kỹ thuật và yêu cầu đơn giản hóa cho người dùng đòi hỏi nhiều lần thử nghiệm để chọn lọc được đúng các trường thông tin cần thiết nhất.</w:t>
+        <w:t>Đảm bảo người dùng luôn phân biệt được giữa dữ liệu do AI bóc tách và dữ liệu do con người hiệu chỉnh. Em đã sử dụng mã màu trực quan: màu cam cho ô người dùng đang sửa và màu xanh cho ô hệ thống đã tự học.</w:t>
       </w:r>
     </w:p>
     <w:p>
       <w:pPr>
-        <w:spacing w:before="240" w:after="100"/>
+        <w:spacing w:before="260" w:after="100"/>
       </w:pPr>
       <w:r>
         <w:rPr>
@@ -1782,7 +2469,7 @@
           <w:color w:val="1E293B"/>
           <w:sz w:val="24"/>
         </w:rPr>
-        <w:t>Trong tuần 9, em đã hoàn thành mục tiêu tinh gọn giao diện và tối ưu hóa trải nghiệm người dùng. Giao diện hiện tại rất thân thiện, dễ hiểu đối với cán bộ nghiệp vụ và đáp ứng tốt các tình huống tệp tin có nhiều bảng.</w:t>
+        <w:t>Trong Tuần 9, em đã hoàn thành 100% mục tiêu trong Kế hoạch học tập (Biểu 2). Module đã tự cải thiện độ chính xác thông qua tương tác người dùng và giảm tải số lần gọi AI, mang lại trải nghiệm tiện lợi vượt trội.</w:t>
       </w:r>
     </w:p>
     <w:p>
@@ -1797,7 +2484,7 @@
           <w:color w:val="1E293B"/>
           <w:sz w:val="24"/>
         </w:rPr>
-        <w:t>Kế hoạch tuần 10: Tập trung vào xử lý các trường hợp ngoại lệ (tệp hỏng, tệp sai cấu trúc), hoàn thiện cơ chế xác nhận và lưu trữ kết quả vào cơ sở dữ liệu, đồng thời kiểm thử toàn diện toàn bộ quy trình trước khi bàn giao.</w:t>
+        <w:t>Kế hoạch tuần 10: Hoàn thiện công tác xử lý ngoại lệ và kiểm thử: bắt lỗi các loại file Excel rác, kiểm thử toàn bộ luồng từ Upload -&gt; AI Mapping -&gt; Lưu báo cáo, đảm bảo module chạy ổn định và không xung đột với hệ thống cũ.</w:t>
       </w:r>
     </w:p>
     <w:sectPr>
